--- a/DOC/KH/NF-DOC-003_សន្តិសុខនិងការអនុវត្ត_KH.docx
+++ b/DOC/KH/NF-DOC-003_សន្តិសុខនិងការអនុវត្ត_KH.docx
@@ -1416,7 +1416,7 @@
                 <w:color w:val="0B1F2E"/>
                 <w:sz w:val="19"/>
               </w:rPr>
-              <w:t>ពិនិត្យសំណុំបែបបទ អនុម័ត/បដិសេធ</w:t>
+              <w:t>ពិនិត្យសំណុំបែបបទ អនុម័ត/បដិសេធ មើល stats និង tasks</w:t>
             </w:r>
           </w:p>
         </w:tc>
@@ -1484,6 +1484,18 @@
       <w:pPr>
         <w:spacing w:after="40"/>
       </w:pPr>
+    </w:p>
+    <w:p>
+      <w:r>
+        <w:rPr>
+          <w:rFonts w:ascii="Khmer OS Siemreap" w:hAnsi="Khmer OS Siemreap" w:cs="Khmer OS Siemreap"/>
+          <w:b w:val="0"/>
+          <w:i w:val="0"/>
+          <w:color w:val="0B1F2E"/>
+          <w:sz w:val="21"/>
+        </w:rPr>
+        <w:t>រាល់ API endpoints អនុវត្តការត្រួតពិនិត្យតួនាទីខាងសែវិរ។ ការអនុម័ត/បដិសេធ/ក្សឹត កម្ចី និង endpoint stats និង tasks តម្រូវឱ្យមានតួនាទី loan-officer ឬ super-admin។</w:t>
+      </w:r>
     </w:p>
     <w:p>
       <w:pPr>

--- a/DOC/KH/NF-DOC-003_សន្តិសុខនិងការអនុវត្ត_KH.docx
+++ b/DOC/KH/NF-DOC-003_សន្តិសុខនិងការអនុវត្ត_KH.docx
@@ -1757,7 +1757,41 @@
           <w:color w:val="0B1F2E"/>
           <w:sz w:val="21"/>
         </w:rPr>
-        <w:t>ABA PayWay webhooks ប្រើ HMAC signature</w:t>
+        <w:t>សំណើ ABA PayWay purchase ចុះហត្ថលេខាជាមួយ HMAC-SHA512 (24-field fixed hash order)</w:t>
+      </w:r>
+    </w:p>
+    <w:p>
+      <w:pPr>
+        <w:pStyle w:val="ListBullet"/>
+        <w:spacing w:after="60"/>
+        <w:ind w:left="432"/>
+      </w:pPr>
+      <w:r>
+        <w:rPr>
+          <w:rFonts w:ascii="Khmer OS Siemreap" w:hAnsi="Khmer OS Siemreap" w:cs="Khmer OS Siemreap"/>
+          <w:b w:val="0"/>
+          <w:i w:val="0"/>
+          <w:color w:val="0B1F2E"/>
+          <w:sz w:val="21"/>
+        </w:rPr>
+        <w:t>Webhook callback ផ្ទៀងផ្ទាត់ជាមួយ HMAC signature ដូចគ្នាមុនដំណើរការ</w:t>
+      </w:r>
+    </w:p>
+    <w:p>
+      <w:pPr>
+        <w:pStyle w:val="ListBullet"/>
+        <w:spacing w:after="60"/>
+        <w:ind w:left="432"/>
+      </w:pPr>
+      <w:r>
+        <w:rPr>
+          <w:rFonts w:ascii="Khmer OS Siemreap" w:hAnsi="Khmer OS Siemreap" w:cs="Khmer OS Siemreap"/>
+          <w:b w:val="0"/>
+          <w:i w:val="0"/>
+          <w:color w:val="0B1F2E"/>
+          <w:sz w:val="21"/>
+        </w:rPr>
+        <w:t>Hosted checkout រក្សាទិន្នន័យប័ណ្ណលើទំព័រ PCI-compliant របស់ ABA — មិនមែនលើ server របស់យើង</w:t>
       </w:r>
     </w:p>
     <w:p>
